--- a/preview/docxs/63-attorney-formal.docx
+++ b/preview/docxs/63-attorney-formal.docx
@@ -508,7 +508,7 @@
         </w:rPr>
         <w:t xml:space="preserve">Demo: </w:t>
       </w:r>
-      <w:hyperlink w:history="1" r:id="rIdscc_k3q9peo_quyai5yo-">
+      <w:hyperlink w:history="1" r:id="rIdaerqtbqxneim06g8mpg2o">
         <w:r>
           <w:rPr>
             <w:color w:val="1a1a1a"/>
@@ -536,7 +536,7 @@
         </w:rPr>
         <w:t xml:space="preserve">Code: </w:t>
       </w:r>
-      <w:hyperlink w:history="1" r:id="rIdvskuvzmp39pmzq5rip_ax">
+      <w:hyperlink w:history="1" r:id="rIdp44zzlztudwdhrztp3ulp">
         <w:r>
           <w:rPr>
             <w:color w:val="1a1a1a"/>
@@ -626,7 +626,7 @@
         </w:rPr>
         <w:t xml:space="preserve">Demo: </w:t>
       </w:r>
-      <w:hyperlink w:history="1" r:id="rIdjbxbnpblhcqalwcyx2nlv">
+      <w:hyperlink w:history="1" r:id="rIducuqf_m34lnnyfdgbfwjq">
         <w:r>
           <w:rPr>
             <w:color w:val="1a1a1a"/>
@@ -1060,7 +1060,7 @@
         </w:rPr>
         <w:t xml:space="preserve">Portfolio: </w:t>
       </w:r>
-      <w:hyperlink w:history="1" r:id="rIdpwwhomuawszcv4rjizlb0">
+      <w:hyperlink w:history="1" r:id="rIddvw4cz9d9bdj49zsslwwm">
         <w:r>
           <w:rPr>
             <w:color w:val="1a1a1a"/>
